--- a/OOPS/constructor/Constructor Notes.docx
+++ b/OOPS/constructor/Constructor Notes.docx
@@ -2,6 +2,21 @@
 <file path=word/document.xml><?xml version="1.0" encoding="utf-8"?>
 <w:document xmlns:wpc="http://schemas.microsoft.com/office/word/2010/wordprocessingCanvas" xmlns:cx="http://schemas.microsoft.com/office/drawing/2014/chartex" xmlns:cx1="http://schemas.microsoft.com/office/drawing/2015/9/8/chartex" xmlns:cx2="http://schemas.microsoft.com/office/drawing/2015/10/21/chartex" xmlns:cx3="http://schemas.microsoft.com/office/drawing/2016/5/9/chartex" xmlns:cx4="http://schemas.microsoft.com/office/drawing/2016/5/10/chartex" xmlns:cx5="http://schemas.microsoft.com/office/drawing/2016/5/11/chartex" xmlns:cx6="http://schemas.microsoft.com/office/drawing/2016/5/12/chartex" xmlns:cx7="http://schemas.microsoft.com/office/drawing/2016/5/13/chartex" xmlns:cx8="http://schemas.microsoft.com/office/drawing/2016/5/14/chartex" xmlns:mc="http://schemas.openxmlformats.org/markup-compatibility/2006" xmlns:aink="http://schemas.microsoft.com/office/drawing/2016/ink" xmlns:am3d="http://schemas.microsoft.com/office/drawing/2017/model3d" xmlns:o="urn:schemas-microsoft-com:office:office" xmlns:oel="http://schemas.microsoft.com/office/2019/extlst" xmlns:r="http://schemas.openxmlformats.org/officeDocument/2006/relationships" xmlns:m="http://schemas.openxmlformats.org/officeDocument/2006/math" xmlns:v="urn:schemas-microsoft-com:vml" xmlns:wp14="http://schemas.microsoft.com/office/word/2010/wordprocessingDrawing" xmlns:wp="http://schemas.openxmlformats.org/drawingml/2006/wordprocessingDrawing" xmlns:w10="urn:schemas-microsoft-com:office:word" xmlns:w="http://schemas.openxmlformats.org/wordprocessingml/2006/main" xmlns:w14="http://schemas.microsoft.com/office/word/2010/wordml" xmlns:w15="http://schemas.microsoft.com/office/word/2012/wordml" xmlns:w16cex="http://schemas.microsoft.com/office/word/2018/wordml/cex" xmlns:w16cid="http://schemas.microsoft.com/office/word/2016/wordml/cid" xmlns:w16="http://schemas.microsoft.com/office/word/2018/wordml" xmlns:w16du="http://schemas.microsoft.com/office/word/2023/wordml/word16du" xmlns:w16sdtdh="http://schemas.microsoft.com/office/word/2020/wordml/sdtdatahash" xmlns:w16sdtfl="http://schemas.microsoft.com/office/word/2024/wordml/sdtformatlock" xmlns:w16se="http://schemas.microsoft.com/office/word/2015/wordml/symex" xmlns:wpg="http://schemas.microsoft.com/office/word/2010/wordprocessingGroup" xmlns:wpi="http://schemas.microsoft.com/office/word/2010/wordprocessingInk" xmlns:wne="http://schemas.microsoft.com/office/word/2006/wordml" xmlns:wps="http://schemas.microsoft.com/office/word/2010/wordprocessingShape" mc:Ignorable="w14 w15 w16se w16cid w16 w16cex w16sdtdh w16sdtfl w16du wp14">
   <w:body>
+    <w:p>
+      <w:pPr>
+        <w:rPr>
+          <w:b/>
+          <w:bCs/>
+        </w:rPr>
+      </w:pPr>
+      <w:r>
+        <w:rPr>
+          <w:b/>
+          <w:bCs/>
+        </w:rPr>
+        <w:t>T</w:t>
+      </w:r>
+    </w:p>
     <w:p>
       <w:r>
         <w:rPr>
@@ -69,17 +84,11 @@
         <w:t>Automatic Execution:</w:t>
       </w:r>
       <w:r>
-        <w:t xml:space="preserve"> Triggered automatically whenever a new object is instantiated using </w:t>
-      </w:r>
-      <w:r>
-        <w:t xml:space="preserve">Class </w:t>
+        <w:t xml:space="preserve"> Triggered automatically whenever a new object is instantiated using Class </w:t>
       </w:r>
       <w:proofErr w:type="gramStart"/>
       <w:r>
-        <w:t>Name</w:t>
-      </w:r>
-      <w:r>
-        <w:t>(</w:t>
+        <w:t>Name(</w:t>
       </w:r>
       <w:proofErr w:type="gramEnd"/>
       <w:r>
@@ -98,21 +107,7 @@
           <w:b/>
           <w:bCs/>
         </w:rPr>
-        <w:t xml:space="preserve">The </w:t>
-      </w:r>
-      <w:r>
-        <w:rPr>
-          <w:b/>
-          <w:bCs/>
-        </w:rPr>
-        <w:t>self-Parameter</w:t>
-      </w:r>
-      <w:r>
-        <w:rPr>
-          <w:b/>
-          <w:bCs/>
-        </w:rPr>
-        <w:t>:</w:t>
+        <w:t>The self-Parameter:</w:t>
       </w:r>
       <w:r>
         <w:t xml:space="preserve"> Must always be the first parameter in __</w:t>
@@ -149,13 +144,7 @@
         <w:t>Return Value:</w:t>
       </w:r>
       <w:r>
-        <w:t xml:space="preserve"> Returns None implicitly. Adding an explicit return value causes a </w:t>
-      </w:r>
-      <w:r>
-        <w:t>Type Error</w:t>
-      </w:r>
-      <w:r>
-        <w:t>.</w:t>
+        <w:t xml:space="preserve"> Returns None implicitly. Adding an explicit return value causes a Type Error.</w:t>
       </w:r>
     </w:p>
     <w:p>
@@ -346,10 +335,7 @@
       </w:r>
       <w:proofErr w:type="spellEnd"/>
       <w:r>
-        <w:t xml:space="preserve"> Name</w:t>
-      </w:r>
-      <w:r>
-        <w:t xml:space="preserve">: </w:t>
+        <w:t xml:space="preserve"> Name: </w:t>
       </w:r>
     </w:p>
     <w:p>
@@ -384,10 +370,7 @@
         <w:ind w:left="720" w:firstLine="720"/>
       </w:pPr>
       <w:r>
-        <w:t>self. attribute</w:t>
-      </w:r>
-      <w:r>
-        <w:t>1 = param1</w:t>
+        <w:t>self. attribute1 = param1</w:t>
       </w:r>
     </w:p>
     <w:p>
@@ -395,13 +378,7 @@
         <w:ind w:left="720" w:firstLine="720"/>
       </w:pPr>
       <w:r>
-        <w:t xml:space="preserve"> </w:t>
-      </w:r>
-      <w:r>
-        <w:t>self. attribute</w:t>
-      </w:r>
-      <w:r>
-        <w:t>2 = param2</w:t>
+        <w:t xml:space="preserve"> self. attribute2 = param2</w:t>
       </w:r>
     </w:p>
     <w:p>
@@ -411,10 +388,7 @@
     </w:p>
     <w:p>
       <w:r>
-        <w:t> def</w:t>
-      </w:r>
-      <w:r>
-        <w:t>: Keyword to define a method inside a class.</w:t>
+        <w:t> def: Keyword to define a method inside a class.</w:t>
       </w:r>
     </w:p>
     <w:p>
@@ -469,6 +443,7 @@
     </w:p>
     <w:p>
       <w:r>
+        <w:lastRenderedPageBreak/>
         <w:t xml:space="preserve">  </w:t>
       </w:r>
       <w:r>
@@ -1256,6 +1231,7 @@
   <w:style w:type="character" w:default="1" w:styleId="DefaultParagraphFont">
     <w:name w:val="Default Paragraph Font"/>
     <w:uiPriority w:val="1"/>
+    <w:semiHidden/>
     <w:unhideWhenUsed/>
   </w:style>
   <w:style w:type="table" w:default="1" w:styleId="TableNormal">
